--- a/Paper_JEB_Cl.docx
+++ b/Paper_JEB_Cl.docx
@@ -84,18 +84,80 @@
     </w:p>
     <w:p>
       <w:pPr>
-        <w:pStyle w:val="Author"/>
-      </w:pPr>
-      <w:r>
-        <w:t xml:space="preserve">Solimary</w:t>
-      </w:r>
-    </w:p>
-    <w:p>
-      <w:pPr>
         <w:pStyle w:val="Date"/>
       </w:pPr>
       <w:r>
-        <w:t xml:space="preserve">2026-05-18</w:t>
+        <w:t xml:space="preserve">Manuscript</w:t>
+      </w:r>
+      <w:r>
+        <w:t xml:space="preserve"> </w:t>
+      </w:r>
+      <w:r>
+        <w:t xml:space="preserve">prepared</w:t>
+      </w:r>
+      <w:r>
+        <w:t xml:space="preserve"> </w:t>
+      </w:r>
+      <w:r>
+        <w:t xml:space="preserve">for</w:t>
+      </w:r>
+      <w:r>
+        <w:t xml:space="preserve"> </w:t>
+      </w:r>
+      <w:r>
+        <w:t xml:space="preserve">the</w:t>
+      </w:r>
+      <w:r>
+        <w:t xml:space="preserve"> </w:t>
+      </w:r>
+      <w:r>
+        <w:rPr>
+          <w:i/>
+          <w:iCs/>
+        </w:rPr>
+        <w:t xml:space="preserve">Journal</w:t>
+      </w:r>
+      <w:r>
+        <w:rPr>
+          <w:i/>
+          <w:iCs/>
+        </w:rPr>
+        <w:t xml:space="preserve"> </w:t>
+      </w:r>
+      <w:r>
+        <w:rPr>
+          <w:i/>
+          <w:iCs/>
+        </w:rPr>
+        <w:t xml:space="preserve">of</w:t>
+      </w:r>
+      <w:r>
+        <w:rPr>
+          <w:i/>
+          <w:iCs/>
+        </w:rPr>
+        <w:t xml:space="preserve"> </w:t>
+      </w:r>
+      <w:r>
+        <w:rPr>
+          <w:i/>
+          <w:iCs/>
+        </w:rPr>
+        <w:t xml:space="preserve">Evolutionary</w:t>
+      </w:r>
+      <w:r>
+        <w:rPr>
+          <w:i/>
+          <w:iCs/>
+        </w:rPr>
+        <w:t xml:space="preserve"> </w:t>
+      </w:r>
+      <w:r>
+        <w:rPr>
+          <w:i/>
+          <w:iCs/>
+        </w:rPr>
+        <w:t xml:space="preserve">Biology</w:t>
       </w:r>
     </w:p>
     <w:bookmarkStart w:id="20" w:name="introduction"/>

--- a/Paper_JEB_Cl.docx
+++ b/Paper_JEB_Cl.docx
@@ -84,18 +84,80 @@
     </w:p>
     <w:p>
       <w:pPr>
-        <w:pStyle w:val="Author"/>
-      </w:pPr>
-      <w:r>
-        <w:t xml:space="preserve">Solimary</w:t>
-      </w:r>
-    </w:p>
-    <w:p>
-      <w:pPr>
         <w:pStyle w:val="Date"/>
       </w:pPr>
       <w:r>
-        <w:t xml:space="preserve">2026-05-18</w:t>
+        <w:t xml:space="preserve">Manuscript</w:t>
+      </w:r>
+      <w:r>
+        <w:t xml:space="preserve"> </w:t>
+      </w:r>
+      <w:r>
+        <w:t xml:space="preserve">prepared</w:t>
+      </w:r>
+      <w:r>
+        <w:t xml:space="preserve"> </w:t>
+      </w:r>
+      <w:r>
+        <w:t xml:space="preserve">for</w:t>
+      </w:r>
+      <w:r>
+        <w:t xml:space="preserve"> </w:t>
+      </w:r>
+      <w:r>
+        <w:t xml:space="preserve">the</w:t>
+      </w:r>
+      <w:r>
+        <w:t xml:space="preserve"> </w:t>
+      </w:r>
+      <w:r>
+        <w:rPr>
+          <w:i/>
+          <w:iCs/>
+        </w:rPr>
+        <w:t xml:space="preserve">Journal</w:t>
+      </w:r>
+      <w:r>
+        <w:rPr>
+          <w:i/>
+          <w:iCs/>
+        </w:rPr>
+        <w:t xml:space="preserve"> </w:t>
+      </w:r>
+      <w:r>
+        <w:rPr>
+          <w:i/>
+          <w:iCs/>
+        </w:rPr>
+        <w:t xml:space="preserve">of</w:t>
+      </w:r>
+      <w:r>
+        <w:rPr>
+          <w:i/>
+          <w:iCs/>
+        </w:rPr>
+        <w:t xml:space="preserve"> </w:t>
+      </w:r>
+      <w:r>
+        <w:rPr>
+          <w:i/>
+          <w:iCs/>
+        </w:rPr>
+        <w:t xml:space="preserve">Evolutionary</w:t>
+      </w:r>
+      <w:r>
+        <w:rPr>
+          <w:i/>
+          <w:iCs/>
+        </w:rPr>
+        <w:t xml:space="preserve"> </w:t>
+      </w:r>
+      <w:r>
+        <w:rPr>
+          <w:i/>
+          <w:iCs/>
+        </w:rPr>
+        <w:t xml:space="preserve">Biology</w:t>
       </w:r>
     </w:p>
     <w:bookmarkStart w:id="20" w:name="introduction"/>
@@ -1662,7 +1724,7 @@
     </w:p>
     <w:bookmarkEnd w:id="22"/>
     <w:bookmarkEnd w:id="23"/>
-    <w:bookmarkStart w:id="31" w:name="materials-and-methods"/>
+    <w:bookmarkStart w:id="32" w:name="materials-and-methods"/>
     <w:p>
       <w:pPr>
         <w:pStyle w:val="Heading1"/>
@@ -4165,11 +4227,16 @@
               <m:t>,</m:t>
             </m:r>
             <m:r>
-              <m:rPr>
-                <m:nor/>
-                <m:sty m:val="p"/>
-              </m:rPr>
-              <m:t>init</m:t>
+              <m:t>i</m:t>
+            </m:r>
+            <m:r>
+              <m:t>n</m:t>
+            </m:r>
+            <m:r>
+              <m:t>i</m:t>
+            </m:r>
+            <m:r>
+              <m:t>t</m:t>
             </m:r>
           </m:sub>
         </m:sSub>
@@ -4727,6 +4794,18 @@
         <w:rPr>
           <w:rStyle w:val="VerbatimChar"/>
         </w:rPr>
+        <w:t xml:space="preserve">lme4</w:t>
+      </w:r>
+      <w:r>
+        <w:t xml:space="preserve">,</w:t>
+      </w:r>
+      <w:r>
+        <w:t xml:space="preserve"> </w:t>
+      </w:r>
+      <w:r>
+        <w:rPr>
+          <w:rStyle w:val="VerbatimChar"/>
+        </w:rPr>
         <w:t xml:space="preserve">dplyr</w:t>
       </w:r>
       <w:r>
@@ -4769,6 +4848,1354 @@
         <w:t xml:space="preserve">.</w:t>
       </w:r>
     </w:p>
+    <w:bookmarkEnd w:id="30"/>
+    <w:bookmarkStart w:id="31" w:name="parameterization-and-model-overview"/>
+    <w:p>
+      <w:pPr>
+        <w:pStyle w:val="Heading2"/>
+      </w:pPr>
+      <w:r>
+        <w:t xml:space="preserve">2.8. Parameterization and Model Overview</w:t>
+      </w:r>
+    </w:p>
+    <w:p>
+      <w:pPr>
+        <w:pStyle w:val="FirstParagraph"/>
+      </w:pPr>
+      <w:r>
+        <w:t xml:space="preserve">Table 1 summarizes the parameters, variables, and probabilistic distributions used throughout our simulations. The simulation framework operates across two distinct temporal scales: (i) an ecological time scale, which resolves the sequential mate assessment and the formation of the static bipartite mating network within a single breeding season, and (ii) an evolutionary time scale, which dictates viability selection, genetic inheritance, and density-dependent juvenile mortality across 50 non-overlapping generations.</w:t>
+      </w:r>
+    </w:p>
+    <w:p>
+      <w:pPr>
+        <w:pStyle w:val="BodyText"/>
+      </w:pPr>
+      <w:r>
+        <w:rPr>
+          <w:b/>
+          <w:bCs/>
+        </w:rPr>
+        <w:t xml:space="preserve">Table 1. List of symbols and parameters used in the individual-based simulations.</w:t>
+      </w:r>
+      <w:r>
+        <w:t xml:space="preserve"> </w:t>
+      </w:r>
+      <w:r>
+        <w:rPr>
+          <w:i/>
+          <w:iCs/>
+        </w:rPr>
+        <w:t xml:space="preserve">(Values are fixed within each simulation replicate but may vary across different experimental scenarios).</w:t>
+      </w:r>
+    </w:p>
+    <w:tbl>
+      <w:tblPr>
+        <w:tblStyle w:val="Table"/>
+        <w:tblW w:type="pct" w:w="5000"/>
+        <w:tblLayout w:type="fixed"/>
+        <w:tblLook w:firstRow="1" w:lastRow="0" w:firstColumn="0" w:lastColumn="0" w:noHBand="0" w:noVBand="0" w:val="0020"/>
+      </w:tblPr>
+      <w:tblGrid>
+        <w:gridCol w:w="3046"/>
+        <w:gridCol w:w="2436"/>
+        <w:gridCol w:w="2436"/>
+      </w:tblGrid>
+      <w:tr>
+        <w:trPr>
+          <w:tblHeader w:val="on"/>
+        </w:trPr>
+        <w:tc>
+          <w:tcPr/>
+          <w:p>
+            <w:pPr>
+              <w:pStyle w:val="Compact"/>
+              <w:jc w:val="center"/>
+            </w:pPr>
+            <w:r>
+              <w:t xml:space="preserve">Symbol</w:t>
+            </w:r>
+          </w:p>
+        </w:tc>
+        <w:tc>
+          <w:tcPr/>
+          <w:p>
+            <w:pPr>
+              <w:pStyle w:val="Compact"/>
+              <w:jc w:val="left"/>
+            </w:pPr>
+            <w:r>
+              <w:t xml:space="preserve">Description</w:t>
+            </w:r>
+          </w:p>
+        </w:tc>
+        <w:tc>
+          <w:tcPr/>
+          <w:p>
+            <w:pPr>
+              <w:pStyle w:val="Compact"/>
+              <w:jc w:val="left"/>
+            </w:pPr>
+            <w:r>
+              <w:t xml:space="preserve">Values / Distribution</w:t>
+            </w:r>
+          </w:p>
+        </w:tc>
+      </w:tr>
+      <w:tr>
+        <w:tc>
+          <w:tcPr/>
+          <w:p>
+            <w:pPr>
+              <w:pStyle w:val="Compact"/>
+              <w:jc w:val="center"/>
+            </w:pPr>
+            <w:r>
+              <w:rPr>
+                <w:b/>
+                <w:bCs/>
+              </w:rPr>
+              <w:t xml:space="preserve">Ecological Time (Mating Dynamics &amp; Network Formation)</w:t>
+            </w:r>
+          </w:p>
+        </w:tc>
+        <w:tc>
+          <w:tcPr/>
+          <w:p>
+            <w:pPr>
+              <w:pStyle w:val="Compact"/>
+            </w:pPr>
+          </w:p>
+        </w:tc>
+        <w:tc>
+          <w:tcPr/>
+          <w:p>
+            <w:pPr>
+              <w:pStyle w:val="Compact"/>
+            </w:pPr>
+          </w:p>
+        </w:tc>
+      </w:tr>
+      <w:tr>
+        <w:tc>
+          <w:tcPr/>
+          <w:p>
+            <w:pPr>
+              <w:pStyle w:val="Compact"/>
+              <w:jc w:val="center"/>
+            </w:pPr>
+            <m:oMath>
+              <m:r>
+                <m:t>z</m:t>
+              </m:r>
+            </m:oMath>
+          </w:p>
+        </w:tc>
+        <w:tc>
+          <w:tcPr/>
+          <w:p>
+            <w:pPr>
+              <w:pStyle w:val="Compact"/>
+              <w:jc w:val="left"/>
+            </w:pPr>
+            <w:r>
+              <w:t xml:space="preserve">Male trait under sexual selection</w:t>
+            </w:r>
+          </w:p>
+        </w:tc>
+        <w:tc>
+          <w:tcPr/>
+          <w:p>
+            <w:pPr>
+              <w:pStyle w:val="Compact"/>
+              <w:jc w:val="left"/>
+            </w:pPr>
+            <w:r>
+              <w:t xml:space="preserve">Truncated Gaussian distribution; initial mean</w:t>
+            </w:r>
+            <w:r>
+              <w:t xml:space="preserve"> </w:t>
+            </w:r>
+            <m:oMath>
+              <m:r>
+                <m:t>ϕ</m:t>
+              </m:r>
+              <m:r>
+                <m:rPr>
+                  <m:sty m:val="p"/>
+                </m:rPr>
+                <m:t>=</m:t>
+              </m:r>
+              <m:r>
+                <m:t>5</m:t>
+              </m:r>
+            </m:oMath>
+            <w:r>
+              <w:t xml:space="preserve">, initial standard deviation</w:t>
+            </w:r>
+            <w:r>
+              <w:t xml:space="preserve"> </w:t>
+            </w:r>
+            <m:oMath>
+              <m:sSub>
+                <m:e>
+                  <m:r>
+                    <m:t>σ</m:t>
+                  </m:r>
+                </m:e>
+                <m:sub>
+                  <m:r>
+                    <m:t>z</m:t>
+                  </m:r>
+                  <m:r>
+                    <m:rPr>
+                      <m:sty m:val="p"/>
+                    </m:rPr>
+                    <m:t>_</m:t>
+                  </m:r>
+                  <m:r>
+                    <m:t>i</m:t>
+                  </m:r>
+                  <m:r>
+                    <m:t>n</m:t>
+                  </m:r>
+                  <m:r>
+                    <m:t>i</m:t>
+                  </m:r>
+                  <m:r>
+                    <m:t>t</m:t>
+                  </m:r>
+                </m:sub>
+              </m:sSub>
+              <m:r>
+                <m:rPr>
+                  <m:sty m:val="p"/>
+                </m:rPr>
+                <m:t>=</m:t>
+              </m:r>
+              <m:r>
+                <m:t>1.0</m:t>
+              </m:r>
+            </m:oMath>
+            <w:r>
+              <w:t xml:space="preserve">; minimum zero.</w:t>
+            </w:r>
+          </w:p>
+        </w:tc>
+      </w:tr>
+      <w:tr>
+        <w:tc>
+          <w:tcPr/>
+          <w:p>
+            <w:pPr>
+              <w:pStyle w:val="Compact"/>
+              <w:jc w:val="center"/>
+            </w:pPr>
+            <m:oMath>
+              <m:r>
+                <m:t>p</m:t>
+              </m:r>
+            </m:oMath>
+          </w:p>
+        </w:tc>
+        <w:tc>
+          <w:tcPr/>
+          <w:p>
+            <w:pPr>
+              <w:pStyle w:val="Compact"/>
+              <w:jc w:val="left"/>
+            </w:pPr>
+            <w:r>
+              <w:t xml:space="preserve">Individual female preference (preferred trait value)</w:t>
+            </w:r>
+          </w:p>
+        </w:tc>
+        <w:tc>
+          <w:tcPr/>
+          <w:p>
+            <w:pPr>
+              <w:pStyle w:val="Compact"/>
+              <w:jc w:val="left"/>
+            </w:pPr>
+            <w:r>
+              <w:t xml:space="preserve">Truncated Gaussian distribution; mean</w:t>
+            </w:r>
+            <w:r>
+              <w:t xml:space="preserve"> </w:t>
+            </w:r>
+            <m:oMath>
+              <m:sSub>
+                <m:e>
+                  <m:r>
+                    <m:t>p</m:t>
+                  </m:r>
+                </m:e>
+                <m:sub>
+                  <m:r>
+                    <m:t>m</m:t>
+                  </m:r>
+                  <m:r>
+                    <m:t>e</m:t>
+                  </m:r>
+                  <m:r>
+                    <m:t>a</m:t>
+                  </m:r>
+                  <m:r>
+                    <m:t>n</m:t>
+                  </m:r>
+                </m:sub>
+              </m:sSub>
+              <m:r>
+                <m:rPr>
+                  <m:sty m:val="p"/>
+                </m:rPr>
+                <m:t>=</m:t>
+              </m:r>
+              <m:r>
+                <m:t>5</m:t>
+              </m:r>
+            </m:oMath>
+            <w:r>
+              <w:t xml:space="preserve">, standard deviation</w:t>
+            </w:r>
+            <w:r>
+              <w:t xml:space="preserve"> </w:t>
+            </w:r>
+            <m:oMath>
+              <m:sSub>
+                <m:e>
+                  <m:r>
+                    <m:t>σ</m:t>
+                  </m:r>
+                </m:e>
+                <m:sub>
+                  <m:r>
+                    <m:t>p</m:t>
+                  </m:r>
+                </m:sub>
+              </m:sSub>
+              <m:r>
+                <m:rPr>
+                  <m:sty m:val="p"/>
+                </m:rPr>
+                <m:t>∈</m:t>
+              </m:r>
+              <m:r>
+                <m:rPr>
+                  <m:sty m:val="p"/>
+                </m:rPr>
+                <m:t>{</m:t>
+              </m:r>
+              <m:r>
+                <m:t>0.2</m:t>
+              </m:r>
+              <m:r>
+                <m:rPr>
+                  <m:sty m:val="p"/>
+                </m:rPr>
+                <m:t>,</m:t>
+              </m:r>
+              <m:r>
+                <m:t>0.5</m:t>
+              </m:r>
+              <m:r>
+                <m:rPr>
+                  <m:sty m:val="p"/>
+                </m:rPr>
+                <m:t>,</m:t>
+              </m:r>
+              <m:r>
+                <m:t>0.8</m:t>
+              </m:r>
+              <m:r>
+                <m:rPr>
+                  <m:sty m:val="p"/>
+                </m:rPr>
+                <m:t>,</m:t>
+              </m:r>
+              <m:r>
+                <m:t>1.0</m:t>
+              </m:r>
+              <m:r>
+                <m:rPr>
+                  <m:sty m:val="p"/>
+                </m:rPr>
+                <m:t>,</m:t>
+              </m:r>
+              <m:r>
+                <m:t>1.2</m:t>
+              </m:r>
+              <m:r>
+                <m:rPr>
+                  <m:sty m:val="p"/>
+                </m:rPr>
+                <m:t>,</m:t>
+              </m:r>
+              <m:r>
+                <m:t>1.5</m:t>
+              </m:r>
+              <m:r>
+                <m:rPr>
+                  <m:sty m:val="p"/>
+                </m:rPr>
+                <m:t>,</m:t>
+              </m:r>
+              <m:r>
+                <m:t>2.0</m:t>
+              </m:r>
+              <m:r>
+                <m:rPr>
+                  <m:sty m:val="p"/>
+                </m:rPr>
+                <m:t>}</m:t>
+              </m:r>
+            </m:oMath>
+            <w:r>
+              <w:t xml:space="preserve">; minimum zero.</w:t>
+            </w:r>
+          </w:p>
+        </w:tc>
+      </w:tr>
+      <w:tr>
+        <w:tc>
+          <w:tcPr/>
+          <w:p>
+            <w:pPr>
+              <w:pStyle w:val="Compact"/>
+              <w:jc w:val="center"/>
+            </w:pPr>
+            <m:oMath>
+              <m:r>
+                <m:t>s</m:t>
+              </m:r>
+            </m:oMath>
+          </w:p>
+        </w:tc>
+        <w:tc>
+          <w:tcPr/>
+          <w:p>
+            <w:pPr>
+              <w:pStyle w:val="Compact"/>
+              <w:jc w:val="left"/>
+            </w:pPr>
+            <w:r>
+              <w:t xml:space="preserve">Individual female choosiness</w:t>
+            </w:r>
+          </w:p>
+        </w:tc>
+        <w:tc>
+          <w:tcPr/>
+          <w:p>
+            <w:pPr>
+              <w:pStyle w:val="Compact"/>
+              <w:jc w:val="left"/>
+            </w:pPr>
+            <w:r>
+              <w:t xml:space="preserve">Truncated Gaussian distribution; population mean</w:t>
+            </w:r>
+            <w:r>
+              <w:t xml:space="preserve"> </w:t>
+            </w:r>
+            <m:oMath>
+              <m:sSub>
+                <m:e>
+                  <m:r>
+                    <m:t>s</m:t>
+                  </m:r>
+                </m:e>
+                <m:sub>
+                  <m:r>
+                    <m:t>m</m:t>
+                  </m:r>
+                  <m:r>
+                    <m:t>e</m:t>
+                  </m:r>
+                  <m:r>
+                    <m:t>a</m:t>
+                  </m:r>
+                  <m:r>
+                    <m:t>n</m:t>
+                  </m:r>
+                </m:sub>
+              </m:sSub>
+              <m:r>
+                <m:rPr>
+                  <m:sty m:val="p"/>
+                </m:rPr>
+                <m:t>=</m:t>
+              </m:r>
+              <m:r>
+                <m:t>2.0</m:t>
+              </m:r>
+            </m:oMath>
+            <w:r>
+              <w:t xml:space="preserve">, standard deviation</w:t>
+            </w:r>
+            <w:r>
+              <w:t xml:space="preserve"> </w:t>
+            </w:r>
+            <m:oMath>
+              <m:sSub>
+                <m:e>
+                  <m:r>
+                    <m:t>σ</m:t>
+                  </m:r>
+                </m:e>
+                <m:sub>
+                  <m:r>
+                    <m:t>s</m:t>
+                  </m:r>
+                </m:sub>
+              </m:sSub>
+              <m:r>
+                <m:rPr>
+                  <m:sty m:val="p"/>
+                </m:rPr>
+                <m:t>=</m:t>
+              </m:r>
+              <m:r>
+                <m:t>0.2</m:t>
+              </m:r>
+            </m:oMath>
+            <w:r>
+              <w:t xml:space="preserve">; minimum zero.</w:t>
+            </w:r>
+          </w:p>
+        </w:tc>
+      </w:tr>
+      <w:tr>
+        <w:tc>
+          <w:tcPr/>
+          <w:p>
+            <w:pPr>
+              <w:pStyle w:val="Compact"/>
+              <w:jc w:val="center"/>
+            </w:pPr>
+            <m:oMath>
+              <m:sSub>
+                <m:e>
+                  <m:r>
+                    <m:t>P</m:t>
+                  </m:r>
+                </m:e>
+                <m:sub>
+                  <m:r>
+                    <m:t>i</m:t>
+                  </m:r>
+                  <m:r>
+                    <m:t>j</m:t>
+                  </m:r>
+                </m:sub>
+              </m:sSub>
+            </m:oMath>
+          </w:p>
+        </w:tc>
+        <w:tc>
+          <w:tcPr/>
+          <w:p>
+            <w:pPr>
+              <w:pStyle w:val="Compact"/>
+              <w:jc w:val="left"/>
+            </w:pPr>
+            <w:r>
+              <w:t xml:space="preserve">Probability of copulation between female</w:t>
+            </w:r>
+            <w:r>
+              <w:t xml:space="preserve"> </w:t>
+            </w:r>
+            <m:oMath>
+              <m:r>
+                <m:t>i</m:t>
+              </m:r>
+            </m:oMath>
+            <w:r>
+              <w:t xml:space="preserve"> </w:t>
+            </w:r>
+            <w:r>
+              <w:t xml:space="preserve">and male</w:t>
+            </w:r>
+            <w:r>
+              <w:t xml:space="preserve"> </w:t>
+            </w:r>
+            <m:oMath>
+              <m:r>
+                <m:t>j</m:t>
+              </m:r>
+            </m:oMath>
+          </w:p>
+        </w:tc>
+        <w:tc>
+          <w:tcPr/>
+          <w:p>
+            <w:pPr>
+              <w:pStyle w:val="Compact"/>
+              <w:jc w:val="left"/>
+            </w:pPr>
+            <w:r>
+              <w:t xml:space="preserve">Governed by Uniform, Gaussian, Sigmoid, or U-shaped preference functions.</w:t>
+            </w:r>
+          </w:p>
+        </w:tc>
+      </w:tr>
+      <w:tr>
+        <w:tc>
+          <w:tcPr/>
+          <w:p>
+            <w:pPr>
+              <w:pStyle w:val="Compact"/>
+              <w:jc w:val="center"/>
+            </w:pPr>
+            <m:oMath>
+              <m:sSub>
+                <m:e>
+                  <m:r>
+                    <m:t>A</m:t>
+                  </m:r>
+                </m:e>
+                <m:sub>
+                  <m:r>
+                    <m:t>m</m:t>
+                  </m:r>
+                  <m:r>
+                    <m:t>a</m:t>
+                  </m:r>
+                  <m:r>
+                    <m:t>x</m:t>
+                  </m:r>
+                </m:sub>
+              </m:sSub>
+            </m:oMath>
+          </w:p>
+        </w:tc>
+        <w:tc>
+          <w:tcPr/>
+          <w:p>
+            <w:pPr>
+              <w:pStyle w:val="Compact"/>
+              <w:jc w:val="left"/>
+            </w:pPr>
+            <w:r>
+              <w:t xml:space="preserve">Maximum number of male assessments per female</w:t>
+            </w:r>
+          </w:p>
+        </w:tc>
+        <w:tc>
+          <w:tcPr/>
+          <w:p>
+            <w:pPr>
+              <w:pStyle w:val="Compact"/>
+              <w:jc w:val="left"/>
+            </w:pPr>
+            <w:r>
+              <w:t xml:space="preserve">Default</w:t>
+            </w:r>
+            <w:r>
+              <w:t xml:space="preserve"> </w:t>
+            </w:r>
+            <m:oMath>
+              <m:r>
+                <m:t>200</m:t>
+              </m:r>
+            </m:oMath>
+            <w:r>
+              <w:t xml:space="preserve">; varied proportionally</w:t>
+            </w:r>
+            <w:r>
+              <w:t xml:space="preserve"> </w:t>
+            </w:r>
+            <m:oMath>
+              <m:r>
+                <m:rPr>
+                  <m:sty m:val="p"/>
+                </m:rPr>
+                <m:t>∈</m:t>
+              </m:r>
+              <m:r>
+                <m:rPr>
+                  <m:sty m:val="p"/>
+                </m:rPr>
+                <m:t>{</m:t>
+              </m:r>
+              <m:r>
+                <m:t>20</m:t>
+              </m:r>
+              <m:r>
+                <m:rPr>
+                  <m:sty m:val="p"/>
+                </m:rPr>
+                <m:t>,</m:t>
+              </m:r>
+              <m:r>
+                <m:t>100</m:t>
+              </m:r>
+              <m:r>
+                <m:rPr>
+                  <m:sty m:val="p"/>
+                </m:rPr>
+                <m:t>,</m:t>
+              </m:r>
+              <m:r>
+                <m:t>200</m:t>
+              </m:r>
+              <m:r>
+                <m:rPr>
+                  <m:sty m:val="p"/>
+                </m:rPr>
+                <m:t>}</m:t>
+              </m:r>
+            </m:oMath>
+            <w:r>
+              <w:t xml:space="preserve"> </w:t>
+            </w:r>
+            <w:r>
+              <w:t xml:space="preserve">in Phases 3 and 4.</w:t>
+            </w:r>
+          </w:p>
+        </w:tc>
+      </w:tr>
+      <w:tr>
+        <w:tc>
+          <w:tcPr/>
+          <w:p>
+            <w:pPr>
+              <w:pStyle w:val="Compact"/>
+              <w:jc w:val="center"/>
+            </w:pPr>
+            <m:oMath>
+              <m:r>
+                <m:t>C</m:t>
+              </m:r>
+            </m:oMath>
+          </w:p>
+        </w:tc>
+        <w:tc>
+          <w:tcPr/>
+          <w:p>
+            <w:pPr>
+              <w:pStyle w:val="Compact"/>
+              <w:jc w:val="left"/>
+            </w:pPr>
+            <w:r>
+              <w:t xml:space="preserve">Female polyandry limit (number of actual copulations)</w:t>
+            </w:r>
+          </w:p>
+        </w:tc>
+        <w:tc>
+          <w:tcPr/>
+          <w:p>
+            <w:pPr>
+              <w:pStyle w:val="Compact"/>
+              <w:jc w:val="left"/>
+            </w:pPr>
+            <w:r>
+              <w:t xml:space="preserve">Randomly sampled from a uniform discrete distribution:</w:t>
+            </w:r>
+            <w:r>
+              <w:t xml:space="preserve"> </w:t>
+            </w:r>
+            <m:oMath>
+              <m:r>
+                <m:t>U</m:t>
+              </m:r>
+              <m:d>
+                <m:dPr>
+                  <m:begChr m:val="("/>
+                  <m:endChr m:val=")"/>
+                  <m:sepChr m:val=""/>
+                  <m:grow/>
+                </m:dPr>
+                <m:e>
+                  <m:r>
+                    <m:t>1</m:t>
+                  </m:r>
+                  <m:r>
+                    <m:rPr>
+                      <m:sty m:val="p"/>
+                    </m:rPr>
+                    <m:t>,</m:t>
+                  </m:r>
+                  <m:r>
+                    <m:t>3</m:t>
+                  </m:r>
+                </m:e>
+              </m:d>
+            </m:oMath>
+            <w:r>
+              <w:t xml:space="preserve"> </w:t>
+            </w:r>
+            <w:r>
+              <w:t xml:space="preserve">matings per female.</w:t>
+            </w:r>
+          </w:p>
+        </w:tc>
+      </w:tr>
+      <w:tr>
+        <w:tc>
+          <w:tcPr/>
+          <w:p>
+            <w:pPr>
+              <w:pStyle w:val="Compact"/>
+              <w:jc w:val="center"/>
+            </w:pPr>
+            <w:r>
+              <w:rPr>
+                <w:b/>
+                <w:bCs/>
+              </w:rPr>
+              <w:t xml:space="preserve">Evolutionary Time (Survival &amp; Genetic Inheritance)</w:t>
+            </w:r>
+          </w:p>
+        </w:tc>
+        <w:tc>
+          <w:tcPr/>
+          <w:p>
+            <w:pPr>
+              <w:pStyle w:val="Compact"/>
+            </w:pPr>
+          </w:p>
+        </w:tc>
+        <w:tc>
+          <w:tcPr/>
+          <w:p>
+            <w:pPr>
+              <w:pStyle w:val="Compact"/>
+            </w:pPr>
+          </w:p>
+        </w:tc>
+      </w:tr>
+      <w:tr>
+        <w:tc>
+          <w:tcPr/>
+          <w:p>
+            <w:pPr>
+              <w:pStyle w:val="Compact"/>
+              <w:jc w:val="center"/>
+            </w:pPr>
+            <m:oMath>
+              <m:sSub>
+                <m:e>
+                  <m:r>
+                    <m:t>V</m:t>
+                  </m:r>
+                </m:e>
+                <m:sub>
+                  <m:r>
+                    <m:t>j</m:t>
+                  </m:r>
+                </m:sub>
+              </m:sSub>
+            </m:oMath>
+          </w:p>
+        </w:tc>
+        <w:tc>
+          <w:tcPr/>
+          <w:p>
+            <w:pPr>
+              <w:pStyle w:val="Compact"/>
+              <w:jc w:val="left"/>
+            </w:pPr>
+            <w:r>
+              <w:t xml:space="preserve">Viability (survival probability) of male</w:t>
+            </w:r>
+            <w:r>
+              <w:t xml:space="preserve"> </w:t>
+            </w:r>
+            <m:oMath>
+              <m:r>
+                <m:t>j</m:t>
+              </m:r>
+            </m:oMath>
+            <w:r>
+              <w:t xml:space="preserve"> </w:t>
+            </w:r>
+            <w:r>
+              <w:t xml:space="preserve">before mating</w:t>
+            </w:r>
+          </w:p>
+        </w:tc>
+        <w:tc>
+          <w:tcPr/>
+          <w:p>
+            <w:pPr>
+              <w:pStyle w:val="Compact"/>
+              <w:jc w:val="left"/>
+            </w:pPr>
+            <w:r>
+              <w:t xml:space="preserve">Given by</w:t>
+            </w:r>
+            <w:r>
+              <w:t xml:space="preserve"> </w:t>
+            </w:r>
+            <m:oMath>
+              <m:r>
+                <m:rPr>
+                  <m:sty m:val="p"/>
+                </m:rPr>
+                <m:t>exp</m:t>
+              </m:r>
+              <m:d>
+                <m:dPr>
+                  <m:begChr m:val="("/>
+                  <m:endChr m:val=")"/>
+                  <m:sepChr m:val=""/>
+                  <m:grow/>
+                </m:dPr>
+                <m:e>
+                  <m:r>
+                    <m:rPr>
+                      <m:sty m:val="p"/>
+                    </m:rPr>
+                    <m:t>−</m:t>
+                  </m:r>
+                  <m:r>
+                    <m:t>γ</m:t>
+                  </m:r>
+                  <m:sSup>
+                    <m:e>
+                      <m:d>
+                        <m:dPr>
+                          <m:begChr m:val="("/>
+                          <m:endChr m:val=")"/>
+                          <m:sepChr m:val=""/>
+                          <m:grow/>
+                        </m:dPr>
+                        <m:e>
+                          <m:sSub>
+                            <m:e>
+                              <m:r>
+                                <m:t>z</m:t>
+                              </m:r>
+                            </m:e>
+                            <m:sub>
+                              <m:r>
+                                <m:t>j</m:t>
+                              </m:r>
+                            </m:sub>
+                          </m:sSub>
+                          <m:r>
+                            <m:rPr>
+                              <m:sty m:val="p"/>
+                            </m:rPr>
+                            <m:t>−</m:t>
+                          </m:r>
+                          <m:r>
+                            <m:t>ϕ</m:t>
+                          </m:r>
+                        </m:e>
+                      </m:d>
+                    </m:e>
+                    <m:sup>
+                      <m:r>
+                        <m:t>2</m:t>
+                      </m:r>
+                    </m:sup>
+                  </m:sSup>
+                </m:e>
+              </m:d>
+            </m:oMath>
+            <w:r>
+              <w:t xml:space="preserve">.</w:t>
+            </w:r>
+          </w:p>
+        </w:tc>
+      </w:tr>
+      <w:tr>
+        <w:tc>
+          <w:tcPr/>
+          <w:p>
+            <w:pPr>
+              <w:pStyle w:val="Compact"/>
+              <w:jc w:val="center"/>
+            </w:pPr>
+            <m:oMath>
+              <m:r>
+                <m:t>ϕ</m:t>
+              </m:r>
+            </m:oMath>
+          </w:p>
+        </w:tc>
+        <w:tc>
+          <w:tcPr/>
+          <w:p>
+            <w:pPr>
+              <w:pStyle w:val="Compact"/>
+              <w:jc w:val="left"/>
+            </w:pPr>
+            <w:r>
+              <w:t xml:space="preserve">Optimal male trait value under natural selection</w:t>
+            </w:r>
+          </w:p>
+        </w:tc>
+        <w:tc>
+          <w:tcPr/>
+          <w:p>
+            <w:pPr>
+              <w:pStyle w:val="Compact"/>
+              <w:jc w:val="left"/>
+            </w:pPr>
+            <m:oMath>
+              <m:r>
+                <m:t>5.0</m:t>
+              </m:r>
+            </m:oMath>
+            <w:r>
+              <w:t xml:space="preserve"> </w:t>
+            </w:r>
+            <w:r>
+              <w:t xml:space="preserve">(also serves as the initial population mean for</w:t>
+            </w:r>
+            <w:r>
+              <w:t xml:space="preserve"> </w:t>
+            </w:r>
+            <m:oMath>
+              <m:r>
+                <m:t>z</m:t>
+              </m:r>
+            </m:oMath>
+            <w:r>
+              <w:t xml:space="preserve"> </w:t>
+            </w:r>
+            <w:r>
+              <w:t xml:space="preserve">and</w:t>
+            </w:r>
+            <w:r>
+              <w:t xml:space="preserve"> </w:t>
+            </w:r>
+            <m:oMath>
+              <m:r>
+                <m:t>p</m:t>
+              </m:r>
+            </m:oMath>
+            <w:r>
+              <w:t xml:space="preserve">).</w:t>
+            </w:r>
+          </w:p>
+        </w:tc>
+      </w:tr>
+      <w:tr>
+        <w:tc>
+          <w:tcPr/>
+          <w:p>
+            <w:pPr>
+              <w:pStyle w:val="Compact"/>
+              <w:jc w:val="center"/>
+            </w:pPr>
+            <m:oMath>
+              <m:r>
+                <m:t>γ</m:t>
+              </m:r>
+            </m:oMath>
+          </w:p>
+        </w:tc>
+        <w:tc>
+          <w:tcPr/>
+          <w:p>
+            <w:pPr>
+              <w:pStyle w:val="Compact"/>
+              <w:jc w:val="left"/>
+            </w:pPr>
+            <w:r>
+              <w:t xml:space="preserve">Intensity of stabilizing natural selection acting on</w:t>
+            </w:r>
+            <w:r>
+              <w:t xml:space="preserve"> </w:t>
+            </w:r>
+            <m:oMath>
+              <m:r>
+                <m:t>z</m:t>
+              </m:r>
+            </m:oMath>
+          </w:p>
+        </w:tc>
+        <w:tc>
+          <w:tcPr/>
+          <w:p>
+            <w:pPr>
+              <w:pStyle w:val="Compact"/>
+              <w:jc w:val="left"/>
+            </w:pPr>
+            <m:oMath>
+              <m:r>
+                <m:t>0.2</m:t>
+              </m:r>
+            </m:oMath>
+          </w:p>
+        </w:tc>
+      </w:tr>
+      <w:tr>
+        <w:tc>
+          <w:tcPr/>
+          <w:p>
+            <w:pPr>
+              <w:pStyle w:val="Compact"/>
+              <w:jc w:val="center"/>
+            </w:pPr>
+            <m:oMath>
+              <m:sSub>
+                <m:e>
+                  <m:r>
+                    <m:t>F</m:t>
+                  </m:r>
+                </m:e>
+                <m:sub>
+                  <m:r>
+                    <m:t>b</m:t>
+                  </m:r>
+                  <m:r>
+                    <m:t>a</m:t>
+                  </m:r>
+                  <m:r>
+                    <m:t>s</m:t>
+                  </m:r>
+                  <m:r>
+                    <m:t>e</m:t>
+                  </m:r>
+                </m:sub>
+              </m:sSub>
+            </m:oMath>
+          </w:p>
+        </w:tc>
+        <w:tc>
+          <w:tcPr/>
+          <w:p>
+            <w:pPr>
+              <w:pStyle w:val="Compact"/>
+              <w:jc w:val="left"/>
+            </w:pPr>
+            <w:r>
+              <w:t xml:space="preserve">Base fecundity reward per copulation event</w:t>
+            </w:r>
+          </w:p>
+        </w:tc>
+        <w:tc>
+          <w:tcPr/>
+          <w:p>
+            <w:pPr>
+              <w:pStyle w:val="Compact"/>
+              <w:jc w:val="left"/>
+            </w:pPr>
+            <m:oMath>
+              <m:r>
+                <m:t>10</m:t>
+              </m:r>
+            </m:oMath>
+            <w:r>
+              <w:t xml:space="preserve"> </w:t>
+            </w:r>
+            <w:r>
+              <w:t xml:space="preserve">offspring per successful network edge (mating).</w:t>
+            </w:r>
+          </w:p>
+        </w:tc>
+      </w:tr>
+      <w:tr>
+        <w:tc>
+          <w:tcPr/>
+          <w:p>
+            <w:pPr>
+              <w:pStyle w:val="Compact"/>
+              <w:jc w:val="center"/>
+            </w:pPr>
+            <m:oMath>
+              <m:r>
+                <m:t>ϵ</m:t>
+              </m:r>
+            </m:oMath>
+          </w:p>
+        </w:tc>
+        <w:tc>
+          <w:tcPr/>
+          <w:p>
+            <w:pPr>
+              <w:pStyle w:val="Compact"/>
+              <w:jc w:val="left"/>
+            </w:pPr>
+            <w:r>
+              <w:t xml:space="preserve">Segregation variance (mutation/recombination noise)</w:t>
+            </w:r>
+          </w:p>
+        </w:tc>
+        <w:tc>
+          <w:tcPr/>
+          <w:p>
+            <w:pPr>
+              <w:pStyle w:val="Compact"/>
+              <w:jc w:val="left"/>
+            </w:pPr>
+            <w:r>
+              <w:t xml:space="preserve">Normal distribution with mean</w:t>
+            </w:r>
+            <w:r>
+              <w:t xml:space="preserve"> </w:t>
+            </w:r>
+            <m:oMath>
+              <m:r>
+                <m:t>0</m:t>
+              </m:r>
+            </m:oMath>
+            <w:r>
+              <w:t xml:space="preserve"> </w:t>
+            </w:r>
+            <w:r>
+              <w:t xml:space="preserve">and standard deviation</w:t>
+            </w:r>
+            <w:r>
+              <w:t xml:space="preserve"> </w:t>
+            </w:r>
+            <m:oMath>
+              <m:sSub>
+                <m:e>
+                  <m:r>
+                    <m:t>σ</m:t>
+                  </m:r>
+                </m:e>
+                <m:sub>
+                  <m:r>
+                    <m:t>ϵ</m:t>
+                  </m:r>
+                </m:sub>
+              </m:sSub>
+              <m:r>
+                <m:rPr>
+                  <m:sty m:val="p"/>
+                </m:rPr>
+                <m:t>=</m:t>
+              </m:r>
+              <m:r>
+                <m:t>0.2</m:t>
+              </m:r>
+            </m:oMath>
+            <w:r>
+              <w:t xml:space="preserve">.</w:t>
+            </w:r>
+          </w:p>
+        </w:tc>
+      </w:tr>
+      <w:tr>
+        <w:tc>
+          <w:tcPr/>
+          <w:p>
+            <w:pPr>
+              <w:pStyle w:val="Compact"/>
+              <w:jc w:val="center"/>
+            </w:pPr>
+            <m:oMath>
+              <m:r>
+                <m:t>N</m:t>
+              </m:r>
+            </m:oMath>
+          </w:p>
+        </w:tc>
+        <w:tc>
+          <w:tcPr/>
+          <w:p>
+            <w:pPr>
+              <w:pStyle w:val="Compact"/>
+              <w:jc w:val="left"/>
+            </w:pPr>
+            <w:r>
+              <w:t xml:space="preserve">Adult carrying capacity (population size per sex)</w:t>
+            </w:r>
+          </w:p>
+        </w:tc>
+        <w:tc>
+          <w:tcPr/>
+          <w:p>
+            <w:pPr>
+              <w:pStyle w:val="Compact"/>
+              <w:jc w:val="left"/>
+            </w:pPr>
+            <m:oMath>
+              <m:r>
+                <m:t>200</m:t>
+              </m:r>
+            </m:oMath>
+            <w:r>
+              <w:t xml:space="preserve"> </w:t>
+            </w:r>
+            <w:r>
+              <w:t xml:space="preserve">adult males and</w:t>
+            </w:r>
+            <w:r>
+              <w:t xml:space="preserve"> </w:t>
+            </w:r>
+            <m:oMath>
+              <m:r>
+                <m:t>200</m:t>
+              </m:r>
+            </m:oMath>
+            <w:r>
+              <w:t xml:space="preserve"> </w:t>
+            </w:r>
+            <w:r>
+              <w:t xml:space="preserve">adult females per generation.</w:t>
+            </w:r>
+          </w:p>
+        </w:tc>
+      </w:tr>
+      <w:tr>
+        <w:tc>
+          <w:tcPr/>
+          <w:p>
+            <w:pPr>
+              <w:pStyle w:val="Compact"/>
+              <w:jc w:val="center"/>
+            </w:pPr>
+            <m:oMath>
+              <m:sSub>
+                <m:e>
+                  <m:r>
+                    <m:t>t</m:t>
+                  </m:r>
+                </m:e>
+                <m:sub>
+                  <m:r>
+                    <m:t>m</m:t>
+                  </m:r>
+                  <m:r>
+                    <m:t>a</m:t>
+                  </m:r>
+                  <m:r>
+                    <m:t>x</m:t>
+                  </m:r>
+                </m:sub>
+              </m:sSub>
+            </m:oMath>
+          </w:p>
+        </w:tc>
+        <w:tc>
+          <w:tcPr/>
+          <w:p>
+            <w:pPr>
+              <w:pStyle w:val="Compact"/>
+              <w:jc w:val="left"/>
+            </w:pPr>
+            <w:r>
+              <w:t xml:space="preserve">Total number of discrete generations simulated</w:t>
+            </w:r>
+          </w:p>
+        </w:tc>
+        <w:tc>
+          <w:tcPr/>
+          <w:p>
+            <w:pPr>
+              <w:pStyle w:val="Compact"/>
+              <w:jc w:val="left"/>
+            </w:pPr>
+            <m:oMath>
+              <m:r>
+                <m:t>50</m:t>
+              </m:r>
+            </m:oMath>
+            <w:r>
+              <w:t xml:space="preserve"> </w:t>
+            </w:r>
+            <w:r>
+              <w:t xml:space="preserve">generations per replicate.</w:t>
+            </w:r>
+          </w:p>
+        </w:tc>
+      </w:tr>
+    </w:tbl>
     <w:p>
       <w:r>
         <w:pict>
@@ -4776,9 +6203,9 @@
         </w:pict>
       </w:r>
     </w:p>
-    <w:bookmarkEnd w:id="30"/>
     <w:bookmarkEnd w:id="31"/>
-    <w:bookmarkStart w:id="35" w:name="results"/>
+    <w:bookmarkEnd w:id="32"/>
+    <w:bookmarkStart w:id="36" w:name="results"/>
     <w:p>
       <w:pPr>
         <w:pStyle w:val="Heading1"/>
@@ -4787,7 +6214,7 @@
         <w:t xml:space="preserve">3. Results</w:t>
       </w:r>
     </w:p>
-    <w:bookmarkStart w:id="32" w:name="X86248596dea4833159308a33ff07436cfb59006"/>
+    <w:bookmarkStart w:id="33" w:name="X86248596dea4833159308a33ff07436cfb59006"/>
     <w:p>
       <w:pPr>
         <w:pStyle w:val="Heading2"/>
@@ -5257,8 +6684,8 @@
         <w:t xml:space="preserve">, consistente com a sua geometria direcional: fêmeas sempre aceitam machos com traços superiores ao seu limiar, gerando uma hierarquia global onde machos com traços mais exagerados monopolizam tanto fêmeas exigentes quanto generalistas.</w:t>
       </w:r>
     </w:p>
-    <w:bookmarkEnd w:id="32"/>
-    <w:bookmarkStart w:id="33" w:name="Xfb4e2b2cecdec2bdb6ef97a7217ed1751baf63d"/>
+    <w:bookmarkEnd w:id="33"/>
+    <w:bookmarkStart w:id="34" w:name="Xfb4e2b2cecdec2bdb6ef97a7217ed1751baf63d"/>
     <w:p>
       <w:pPr>
         <w:pStyle w:val="Heading2"/>
@@ -5411,8 +6838,8 @@
         <w:t xml:space="preserve">, preservando parcialmente a variância. Ambas as redes apresentam fragmentação similar (restrição demográfica), mas consequências evolutivas opostas — demonstrando que a quantidade de fragmentação não prediz a trajetória evolutiva; a geometria dos cliques é o fator determinante.</w:t>
       </w:r>
     </w:p>
-    <w:bookmarkEnd w:id="33"/>
-    <w:bookmarkStart w:id="34" w:name="X37a0329ccd7273274e475ed72e4d11d240cfba0"/>
+    <w:bookmarkEnd w:id="34"/>
+    <w:bookmarkStart w:id="35" w:name="X37a0329ccd7273274e475ed72e4d11d240cfba0"/>
     <w:p>
       <w:pPr>
         <w:pStyle w:val="Heading2"/>
@@ -5769,9 +7196,9 @@
         </w:pict>
       </w:r>
     </w:p>
-    <w:bookmarkEnd w:id="34"/>
     <w:bookmarkEnd w:id="35"/>
-    <w:bookmarkStart w:id="36" w:name="references"/>
+    <w:bookmarkEnd w:id="36"/>
+    <w:bookmarkStart w:id="37" w:name="references"/>
     <w:p>
       <w:pPr>
         <w:pStyle w:val="Heading1"/>
@@ -6174,7 +7601,7 @@
         <w:t xml:space="preserve">: 26–31.</w:t>
       </w:r>
     </w:p>
-    <w:bookmarkEnd w:id="36"/>
+    <w:bookmarkEnd w:id="37"/>
     <w:sectPr/>
   </w:body>
 </w:document>
